--- a/Les besoins fonctionnels.docx
+++ b/Les besoins fonctionnels.docx
@@ -27,7 +27,62 @@
           <w:szCs w:val="27"/>
           <w:lang w:eastAsia="fr-FR"/>
         </w:rPr>
-        <w:t xml:space="preserve"> Besoins Fonctionnels :</w:t>
+        <w:t xml:space="preserve"> </w:t>
+      </w:r>
+      <w:r>
+        <w:rPr>
+          <w:noProof/>
+          <w:lang w:eastAsia="fr-FR"/>
+        </w:rPr>
+        <w:drawing>
+          <wp:inline distT="0" distB="0" distL="0" distR="0" wp14:anchorId="043867E6" wp14:editId="2748A422">
+            <wp:extent cx="5760720" cy="3240405"/>
+            <wp:effectExtent l="0" t="0" r="0" b="0"/>
+            <wp:docPr id="1" name="Image 1"/>
+            <wp:cNvGraphicFramePr>
+              <a:graphicFrameLocks xmlns:a="http://schemas.openxmlformats.org/drawingml/2006/main" noChangeAspect="1"/>
+            </wp:cNvGraphicFramePr>
+            <a:graphic xmlns:a="http://schemas.openxmlformats.org/drawingml/2006/main">
+              <a:graphicData uri="http://schemas.openxmlformats.org/drawingml/2006/picture">
+                <pic:pic xmlns:pic="http://schemas.openxmlformats.org/drawingml/2006/picture">
+                  <pic:nvPicPr>
+                    <pic:cNvPr id="1" name=""/>
+                    <pic:cNvPicPr/>
+                  </pic:nvPicPr>
+                  <pic:blipFill>
+                    <a:blip r:embed="rId8"/>
+                    <a:stretch>
+                      <a:fillRect/>
+                    </a:stretch>
+                  </pic:blipFill>
+                  <pic:spPr>
+                    <a:xfrm>
+                      <a:off x="0" y="0"/>
+                      <a:ext cx="5760720" cy="3240405"/>
+                    </a:xfrm>
+                    <a:prstGeom prst="rect">
+                      <a:avLst/>
+                    </a:prstGeom>
+                  </pic:spPr>
+                </pic:pic>
+              </a:graphicData>
+            </a:graphic>
+          </wp:inline>
+        </w:drawing>
+      </w:r>
+      <w:bookmarkStart w:id="0" w:name="_GoBack"/>
+      <w:bookmarkEnd w:id="0"/>
+      <w:r>
+        <w:rPr>
+          <w:rFonts w:ascii="Arial" w:eastAsia="Times New Roman" w:hAnsi="Arial" w:cs="Arial"/>
+          <w:b/>
+          <w:bCs/>
+          <w:color w:val="2B2D31"/>
+          <w:sz w:val="27"/>
+          <w:szCs w:val="27"/>
+          <w:lang w:eastAsia="fr-FR"/>
+        </w:rPr>
+        <w:t>Besoins Fonctionnels :</w:t>
       </w:r>
     </w:p>
     <w:p>
@@ -328,8 +383,6 @@
         </w:rPr>
         <w:t>Armoire1 …..</w:t>
       </w:r>
-      <w:bookmarkStart w:id="0" w:name="_GoBack"/>
-      <w:bookmarkEnd w:id="0"/>
     </w:p>
     <w:p>
       <w:pPr>
@@ -506,6 +559,7 @@
           <w:szCs w:val="21"/>
           <w:lang w:eastAsia="fr-FR"/>
         </w:rPr>
+        <w:lastRenderedPageBreak/>
         <w:t>Calcul d'Agrégation Automatique :</w:t>
       </w:r>
     </w:p>
@@ -762,15 +816,7 @@
           <w:rFonts w:ascii="Arial" w:hAnsi="Arial" w:cs="Arial"/>
           <w:color w:val="2B2D31"/>
         </w:rPr>
-        <w:t xml:space="preserve"> Besoins Non-Fonctionnels</w:t>
-      </w:r>
-      <w:r>
-        <w:rPr>
-          <w:rStyle w:val="ng-star-inserted"/>
-          <w:rFonts w:ascii="Arial" w:hAnsi="Arial" w:cs="Arial"/>
-          <w:color w:val="2B2D31"/>
-        </w:rPr>
-        <w:t> :</w:t>
+        <w:t xml:space="preserve"> Besoins Non-Fonctionnels :</w:t>
       </w:r>
     </w:p>
     <w:p>
@@ -822,7 +868,6 @@
           <w:sz w:val="21"/>
           <w:szCs w:val="21"/>
         </w:rPr>
-        <w:lastRenderedPageBreak/>
         <w:t>Performance et Fluidité :</w:t>
       </w:r>
     </w:p>
@@ -1273,6 +1318,7 @@
           <w:sz w:val="21"/>
           <w:szCs w:val="21"/>
         </w:rPr>
+        <w:lastRenderedPageBreak/>
         <w:t>L'architecture logicielle (NestJS en backend) doit permettre d'ajouter facilement de nouveaux types d'actifs ou de nouveaux capteurs à l'avenir.</w:t>
       </w:r>
     </w:p>
@@ -2698,7 +2744,7 @@
 </file>
 
 <file path=customXml/itemProps1.xml><?xml version="1.0" encoding="utf-8"?>
-<ds:datastoreItem xmlns:ds="http://schemas.openxmlformats.org/officeDocument/2006/customXml" ds:itemID="{EC513420-96EA-4E6B-922A-A91E7B790B74}">
+<ds:datastoreItem xmlns:ds="http://schemas.openxmlformats.org/officeDocument/2006/customXml" ds:itemID="{60727F18-5ED0-49D2-9C1C-804165C7B467}">
   <ds:schemaRefs>
     <ds:schemaRef ds:uri="http://schemas.openxmlformats.org/officeDocument/2006/bibliography"/>
   </ds:schemaRefs>
